--- a/GitHub/Release_Notes_0.1.2.1.docx
+++ b/GitHub/Release_Notes_0.1.2.1.docx
@@ -730,7 +730,7 @@
         <w:t xml:space="preserve"> </w:t>
       </w:r>
       <w:r>
-        <w:t xml:space="preserve">passed except the cut-off token list, which is fixed in this release (the fix itself was not yet checked on Linux).</w:t>
+        <w:t xml:space="preserve">passed except the cut-off token list, which is fixed in this release; the fix was checked on Linux after the release.</w:t>
       </w:r>
     </w:p>
     <w:p>
